--- a/document-templates/content-creator/02_Professional_Portfolio_ContentCreator_EXAMPLE.docx
+++ b/document-templates/content-creator/02_Professional_Portfolio_ContentCreator_EXAMPLE.docx
@@ -1716,7 +1716,40 @@
                 <w:i/>
                 <w:iCs/>
               </w:rPr>
-              <w:t xml:space="preserve">[YouTube channel page image — @emmacreates, 182,000 subscribers]</w:t>
+            </w:r>
+            <w:r>
+              <w:drawing>
+                <wp:inline xmlns:a="http://schemas.openxmlformats.org/drawingml/2006/main" xmlns:pic="http://schemas.openxmlformats.org/drawingml/2006/picture">
+                  <wp:extent cx="5486400" cy="3072384"/>
+                  <wp:docPr id="1" name="Picture 1"/>
+                  <wp:cNvGraphicFramePr>
+                    <a:graphicFrameLocks noChangeAspect="1"/>
+                  </wp:cNvGraphicFramePr>
+                  <a:graphic>
+                    <a:graphicData uri="http://schemas.openxmlformats.org/drawingml/2006/picture">
+                      <pic:pic>
+                        <pic:nvPicPr>
+                          <pic:cNvPr id="0" name="mock-youtube.png"/>
+                          <pic:cNvPicPr/>
+                        </pic:nvPicPr>
+                        <pic:blipFill>
+                          <a:blip r:embed="rId8"/>
+                          <a:stretch>
+                            <a:fillRect/>
+                          </a:stretch>
+                        </pic:blipFill>
+                        <pic:spPr>
+                          <a:xfrm>
+                            <a:off x="0" y="0"/>
+                            <a:ext cx="5486400" cy="3072384"/>
+                          </a:xfrm>
+                          <a:prstGeom prst="rect"/>
+                        </pic:spPr>
+                      </pic:pic>
+                    </a:graphicData>
+                  </a:graphic>
+                </wp:inline>
+              </w:drawing>
             </w:r>
           </w:p>
         </w:tc>
@@ -1782,7 +1815,40 @@
                 <w:i/>
                 <w:iCs/>
               </w:rPr>
-              <w:t xml:space="preserve">[TikTok profile image — @emmacreates, 947,000 followers]</w:t>
+            </w:r>
+            <w:r>
+              <w:drawing>
+                <wp:inline xmlns:a="http://schemas.openxmlformats.org/drawingml/2006/main" xmlns:pic="http://schemas.openxmlformats.org/drawingml/2006/picture">
+                  <wp:extent cx="2377440" cy="3927944"/>
+                  <wp:docPr id="2" name="Picture 2"/>
+                  <wp:cNvGraphicFramePr>
+                    <a:graphicFrameLocks noChangeAspect="1"/>
+                  </wp:cNvGraphicFramePr>
+                  <a:graphic>
+                    <a:graphicData uri="http://schemas.openxmlformats.org/drawingml/2006/picture">
+                      <pic:pic>
+                        <pic:nvPicPr>
+                          <pic:cNvPr id="0" name="mock-tiktok.png"/>
+                          <pic:cNvPicPr/>
+                        </pic:nvPicPr>
+                        <pic:blipFill>
+                          <a:blip r:embed="rId9"/>
+                          <a:stretch>
+                            <a:fillRect/>
+                          </a:stretch>
+                        </pic:blipFill>
+                        <pic:spPr>
+                          <a:xfrm>
+                            <a:off x="0" y="0"/>
+                            <a:ext cx="2377440" cy="3927944"/>
+                          </a:xfrm>
+                          <a:prstGeom prst="rect"/>
+                        </pic:spPr>
+                      </pic:pic>
+                    </a:graphicData>
+                  </a:graphic>
+                </wp:inline>
+              </w:drawing>
             </w:r>
           </w:p>
         </w:tc>

--- a/document-templates/content-creator/02_Professional_Portfolio_ContentCreator_EXAMPLE.docx
+++ b/document-templates/content-creator/02_Professional_Portfolio_ContentCreator_EXAMPLE.docx
@@ -11,6 +11,8 @@
           <w:rFonts w:ascii="Arial" w:cs="Arial" w:eastAsia="Arial" w:hAnsi="Arial"/>
           <w:b/>
           <w:bCs/>
+          <w:color w:val="1F3864"/>
+          <w:sz w:val="32"/>
         </w:rPr>
         <w:t xml:space="preserve">Professional Portfolio</w:t>
       </w:r>
@@ -43,6 +45,9 @@
       <w:r>
         <w:rPr>
           <w:rFonts w:ascii="Arial" w:cs="Arial" w:eastAsia="Arial" w:hAnsi="Arial"/>
+          <w:b/>
+          <w:color w:val="1F3864"/>
+          <w:sz w:val="26"/>
         </w:rPr>
         <w:t xml:space="preserve">About the Applicant</w:t>
       </w:r>
@@ -523,6 +528,9 @@
       <w:r>
         <w:rPr>
           <w:rFonts w:ascii="Arial" w:cs="Arial" w:eastAsia="Arial" w:hAnsi="Arial"/>
+          <w:b/>
+          <w:color w:val="1F3864"/>
+          <w:sz w:val="26"/>
         </w:rPr>
         <w:t xml:space="preserve">Digital Presence &amp; Audience Reach</w:t>
       </w:r>
@@ -1025,6 +1033,9 @@
       <w:r>
         <w:rPr>
           <w:rFonts w:ascii="Arial" w:cs="Arial" w:eastAsia="Arial" w:hAnsi="Arial"/>
+          <w:b/>
+          <w:color w:val="1F3864"/>
+          <w:sz w:val="26"/>
         </w:rPr>
         <w:t xml:space="preserve">Commercial Income</w:t>
       </w:r>
@@ -1553,6 +1564,9 @@
       <w:r>
         <w:rPr>
           <w:rFonts w:ascii="Arial" w:cs="Arial" w:eastAsia="Arial" w:hAnsi="Arial"/>
+          <w:b/>
+          <w:color w:val="1F3864"/>
+          <w:sz w:val="26"/>
         </w:rPr>
         <w:t xml:space="preserve">Declaration</w:t>
       </w:r>
@@ -1646,6 +1660,8 @@
           <w:rFonts w:ascii="Arial" w:cs="Arial" w:eastAsia="Arial" w:hAnsi="Arial"/>
           <w:b/>
           <w:bCs/>
+          <w:color w:val="1F3864"/>
+          <w:sz w:val="32"/>
         </w:rPr>
         <w:t xml:space="preserve">Evidence Appendix</w:t>
       </w:r>

--- a/document-templates/content-creator/02_Professional_Portfolio_ContentCreator_EXAMPLE.docx
+++ b/document-templates/content-creator/02_Professional_Portfolio_ContentCreator_EXAMPLE.docx
@@ -1265,7 +1265,7 @@
               <w:rPr>
                 <w:rFonts w:ascii="Arial" w:cs="Arial" w:eastAsia="Arial" w:hAnsi="Arial"/>
               </w:rPr>
-              <w:t xml:space="preserve">DKK 85,000</w:t>
+              <w:t>$12,300.00</w:t>
             </w:r>
           </w:p>
         </w:tc>
@@ -1382,7 +1382,7 @@
               <w:rPr>
                 <w:rFonts w:ascii="Arial" w:cs="Arial" w:eastAsia="Arial" w:hAnsi="Arial"/>
               </w:rPr>
-              <w:t xml:space="preserve">DKK 15,000/month</w:t>
+              <w:t>$2,150.00/month</w:t>
             </w:r>
           </w:p>
         </w:tc>
@@ -1499,7 +1499,7 @@
               <w:rPr>
                 <w:rFonts w:ascii="Arial" w:cs="Arial" w:eastAsia="Arial" w:hAnsi="Arial"/>
               </w:rPr>
-              <w:t xml:space="preserve">DKK 22,000/month</w:t>
+              <w:t>$3,200.00/month</w:t>
             </w:r>
           </w:p>
         </w:tc>

--- a/document-templates/content-creator/02_Professional_Portfolio_ContentCreator_EXAMPLE.docx
+++ b/document-templates/content-creator/02_Professional_Portfolio_ContentCreator_EXAMPLE.docx
@@ -441,7 +441,7 @@
               <w:rPr>
                 <w:rFonts w:ascii="Arial" w:cs="Arial" w:eastAsia="Arial" w:hAnsi="Arial"/>
               </w:rPr>
-              <w:t xml:space="preserve">Registered self-employed (Denmark, CVR held)</w:t>
+              <w:t>Registered self-employed, Denmark, CVR 39 87 65 43</w:t>
             </w:r>
           </w:p>
         </w:tc>
@@ -1554,7 +1554,7 @@
         <w:rPr>
           <w:rFonts w:ascii="Arial" w:cs="Arial" w:eastAsia="Arial" w:hAnsi="Arial"/>
         </w:rPr>
-        <w:t xml:space="preserve">All audience figures are publicly visible on the platform profiles listed above and shown in the Evidence Appendix on the final page.</w:t>
+        <w:t>All audience figures are publicly visible on the platform profiles listed above and are shown as Evidence 1 (main channel) and Evidence 2 (second platform, if used) in the Appendix on the final page; my business registration is shown as Evidence 3.</w:t>
       </w:r>
     </w:p>
     <w:p>
@@ -1897,6 +1897,93 @@
       <w:pgNumType/>
       <w:docGrid w:linePitch="360"/>
     </w:sectPr>
+    <w:tbl>
+      <w:tblPr>
+        <w:tblW w:type="dxa" w:w="10080"/>
+        <w:tblBorders>
+          <w:top w:val="single" w:color="auto" w:sz="4"/>
+          <w:left w:val="single" w:color="auto" w:sz="4"/>
+          <w:bottom w:val="single" w:color="auto" w:sz="4"/>
+          <w:right w:val="single" w:color="auto" w:sz="4"/>
+          <w:insideH w:val="single" w:color="auto" w:sz="4"/>
+          <w:insideV w:val="single" w:color="auto" w:sz="4"/>
+        </w:tblBorders>
+      </w:tblPr>
+      <w:tblGrid>
+        <w:gridCol w:w="10080"/>
+      </w:tblGrid>
+      <w:tr>
+        <w:tc>
+          <w:tcPr>
+            <w:tcW w:type="dxa" w:w="10080"/>
+            <w:tcBorders>
+              <w:top w:val="single" w:color="BFBFBF" w:sz="4"/>
+              <w:left w:val="single" w:color="BFBFBF" w:sz="4"/>
+              <w:bottom w:val="single" w:color="BFBFBF" w:sz="4"/>
+              <w:right w:val="single" w:color="BFBFBF" w:sz="4"/>
+            </w:tcBorders>
+            <w:shd w:fill="F2F2F2" w:val="clear"/>
+            <w:tcMar>
+              <w:top w:type="dxa" w:w="140"/>
+              <w:left w:type="dxa" w:w="160"/>
+              <w:bottom w:type="dxa" w:w="140"/>
+              <w:right w:type="dxa" w:w="160"/>
+            </w:tcMar>
+          </w:tcPr>
+          <w:p>
+            <w:pPr>
+              <w:spacing w:after="80"/>
+            </w:pPr>
+            <w:r>
+              <w:rPr>
+                <w:rFonts w:ascii="Arial" w:cs="Arial" w:eastAsia="Arial" w:hAnsi="Arial"/>
+                <w:b/>
+                <w:bCs/>
+                <w:sz w:val="21"/>
+                <w:szCs w:val="21"/>
+              </w:rPr>
+              <w:t>Evidence 3 — Tax/business registration confirmation</w:t>
+            </w:r>
+          </w:p>
+          <w:p>
+            <w:r>
+              <w:drawing>
+                <wp:inline xmlns:a="http://schemas.openxmlformats.org/drawingml/2006/main" xmlns:pic="http://schemas.openxmlformats.org/drawingml/2006/picture">
+                  <wp:extent cx="3291840" cy="1846642"/>
+                  <wp:docPr id="3" name="Picture 3"/>
+                  <wp:cNvGraphicFramePr>
+                    <a:graphicFrameLocks noChangeAspect="1"/>
+                  </wp:cNvGraphicFramePr>
+                  <a:graphic>
+                    <a:graphicData uri="http://schemas.openxmlformats.org/drawingml/2006/picture">
+                      <pic:pic>
+                        <pic:nvPicPr>
+                          <pic:cNvPr id="0" name="cvr-registration-emma.png"/>
+                          <pic:cNvPicPr/>
+                        </pic:nvPicPr>
+                        <pic:blipFill>
+                          <a:blip r:embed="rId10"/>
+                          <a:stretch>
+                            <a:fillRect/>
+                          </a:stretch>
+                        </pic:blipFill>
+                        <pic:spPr>
+                          <a:xfrm>
+                            <a:off x="0" y="0"/>
+                            <a:ext cx="3291840" cy="1846642"/>
+                          </a:xfrm>
+                          <a:prstGeom prst="rect"/>
+                        </pic:spPr>
+                      </pic:pic>
+                    </a:graphicData>
+                  </a:graphic>
+                </wp:inline>
+              </w:drawing>
+            </w:r>
+          </w:p>
+        </w:tc>
+      </w:tr>
+    </w:tbl>
   </w:body>
 </w:document>
 </file>
